--- a/human/tasks/W-04/summary.docx
+++ b/human/tasks/W-04/summary.docx
@@ -143,7 +143,7 @@
     </w:p>
     <w:p>
       <w:r>
-        <w:t>先修Agent交接和范围，再生成单包及串联Word。归档版本、当前对象和受限保管渠道分别注明；保留/删除依真实批准，根目录整体物理迁移仍未完成。</w:t>
+        <w:t>先修Agent交接和范围，再生成单包及串联Word。归档版本、当前对象和受限保管渠道分别注明；保留/删除依真实批准，根目录19/19项已迁入human/agent，当前读取和运行入口已验证，业务签收不变。</w:t>
       </w:r>
     </w:p>
     <w:p>
@@ -202,7 +202,12 @@
     </w:p>
     <w:p>
       <w:r>
-        <w:t>累计59/71包规范化，余12，下一U12-01。W-04仍WAIT_DEP；全部旧业务目录收拢到人类层/Agent层和运行引用修复仍未结束。</w:t>
+        <w:t>规范化71/71包、根目录迁移19/19项完成；每包Word由Agent源生成。</w:t>
+      </w:r>
+    </w:p>
+    <w:p>
+      <w:r>
+        <w:t>业务状态WAIT_DEP，原签收与未交付项不变；后续按注册表和实际依赖推进。</w:t>
       </w:r>
     </w:p>
     <w:p>
